--- a/Practica_2/3TM2_Hernandez_Aviles_Luis_Alberto-Practica_Filtro16.docx
+++ b/Practica_2/3TM2_Hernandez_Aviles_Luis_Alberto-Practica_Filtro16.docx
@@ -3,8 +3,73 @@
 <w:document xmlns:wpc="http://schemas.microsoft.com/office/word/2010/wordprocessingCanvas" xmlns:cx="http://schemas.microsoft.com/office/drawing/2014/chartex" xmlns:cx1="http://schemas.microsoft.com/office/drawing/2015/9/8/chartex" xmlns:cx2="http://schemas.microsoft.com/office/drawing/2015/10/21/chartex" xmlns:cx3="http://schemas.microsoft.com/office/drawing/2016/5/9/chartex" xmlns:cx4="http://schemas.microsoft.com/office/drawing/2016/5/10/chartex" xmlns:cx5="http://schemas.microsoft.com/office/drawing/2016/5/11/chartex" xmlns:cx6="http://schemas.microsoft.com/office/drawing/2016/5/12/chartex" xmlns:cx7="http://schemas.microsoft.com/office/drawing/2016/5/13/chartex" xmlns:cx8="http://schemas.microsoft.com/office/drawing/2016/5/14/chartex" xmlns:mc="http://schemas.openxmlformats.org/markup-compatibility/2006" xmlns:aink="http://schemas.microsoft.com/office/drawing/2016/ink" xmlns:am3d="http://schemas.microsoft.com/office/drawing/2017/model3d" xmlns:o="urn:schemas-microsoft-com:office:office" xmlns:oel="http://schemas.microsoft.com/office/2019/extlst" xmlns:r="http://schemas.openxmlformats.org/officeDocument/2006/relationships" xmlns:m="http://schemas.openxmlformats.org/officeDocument/2006/math" xmlns:v="urn:schemas-microsoft-com:vml" xmlns:wp14="http://schemas.microsoft.com/office/word/2010/wordprocessingDrawing" xmlns:wp="http://schemas.openxmlformats.org/drawingml/2006/wordprocessingDrawing" xmlns:w10="urn:schemas-microsoft-com:office:word" xmlns:w="http://schemas.openxmlformats.org/wordprocessingml/2006/main" xmlns:w14="http://schemas.microsoft.com/office/word/2010/wordml" xmlns:w15="http://schemas.microsoft.com/office/word/2012/wordml" xmlns:w16cex="http://schemas.microsoft.com/office/word/2018/wordml/cex" xmlns:w16cid="http://schemas.microsoft.com/office/word/2016/wordml/cid" xmlns:w16="http://schemas.microsoft.com/office/word/2018/wordml" xmlns:w16du="http://schemas.microsoft.com/office/word/2023/wordml/word16du" xmlns:w16sdtdh="http://schemas.microsoft.com/office/word/2020/wordml/sdtdatahash" xmlns:w16sdtfl="http://schemas.microsoft.com/office/word/2024/wordml/sdtformatlock" xmlns:w16se="http://schemas.microsoft.com/office/word/2015/wordml/symex" xmlns:wpg="http://schemas.microsoft.com/office/word/2010/wordprocessingGroup" xmlns:wpi="http://schemas.microsoft.com/office/word/2010/wordprocessingInk" xmlns:wne="http://schemas.microsoft.com/office/word/2006/wordml" xmlns:wps="http://schemas.microsoft.com/office/word/2010/wordprocessingShape" mc:Ignorable="w14 w15 w16se w16cid w16 w16cex w16sdtdh w16sdtfl w16du wp14">
   <w:body>
     <w:p>
-      <w:r>
-        <w:br w:type="page"/>
+      <w:pPr>
+        <w:sectPr>
+          <w:pgSz w:w="12240" w:h="15840"/>
+          <w:pgMar w:top="720" w:right="720" w:bottom="720" w:left="720" w:header="708" w:footer="708" w:gutter="0"/>
+          <w:cols w:space="708"/>
+          <w:docGrid w:linePitch="360"/>
+        </w:sectPr>
+      </w:pPr>
+      <w:r>
+        <w:rPr>
+          <w:noProof/>
+        </w:rPr>
+        <w:drawing>
+          <wp:anchor distT="0" distB="0" distL="114300" distR="114300" simplePos="0" relativeHeight="251658240" behindDoc="0" locked="0" layoutInCell="1" allowOverlap="1" wp14:anchorId="5D9E576B" wp14:editId="7A2A073E">
+            <wp:simplePos x="0" y="0"/>
+            <wp:positionH relativeFrom="page">
+              <wp:align>right</wp:align>
+            </wp:positionH>
+            <wp:positionV relativeFrom="paragraph">
+              <wp:posOffset>414</wp:posOffset>
+            </wp:positionV>
+            <wp:extent cx="7767955" cy="9589135"/>
+            <wp:effectExtent l="0" t="0" r="4445" b="0"/>
+            <wp:wrapSquare wrapText="bothSides"/>
+            <wp:docPr id="816714152" name="Imagen 1" descr="Texto&#10;&#10;El contenido generado por IA puede ser incorrecto."/>
+            <wp:cNvGraphicFramePr>
+              <a:graphicFrameLocks xmlns:a="http://schemas.openxmlformats.org/drawingml/2006/main" noChangeAspect="1"/>
+            </wp:cNvGraphicFramePr>
+            <a:graphic xmlns:a="http://schemas.openxmlformats.org/drawingml/2006/main">
+              <a:graphicData uri="http://schemas.openxmlformats.org/drawingml/2006/picture">
+                <pic:pic xmlns:pic="http://schemas.openxmlformats.org/drawingml/2006/picture">
+                  <pic:nvPicPr>
+                    <pic:cNvPr id="816714152" name="Imagen 1" descr="Texto&#10;&#10;El contenido generado por IA puede ser incorrecto."/>
+                    <pic:cNvPicPr/>
+                  </pic:nvPicPr>
+                  <pic:blipFill>
+                    <a:blip r:embed="rId4">
+                      <a:extLst>
+                        <a:ext uri="{28A0092B-C50C-407E-A947-70E740481C1C}">
+                          <a14:useLocalDpi xmlns:a14="http://schemas.microsoft.com/office/drawing/2010/main" val="0"/>
+                        </a:ext>
+                      </a:extLst>
+                    </a:blip>
+                    <a:stretch>
+                      <a:fillRect/>
+                    </a:stretch>
+                  </pic:blipFill>
+                  <pic:spPr>
+                    <a:xfrm>
+                      <a:off x="0" y="0"/>
+                      <a:ext cx="7772631" cy="9595045"/>
+                    </a:xfrm>
+                    <a:prstGeom prst="rect">
+                      <a:avLst/>
+                    </a:prstGeom>
+                  </pic:spPr>
+                </pic:pic>
+              </a:graphicData>
+            </a:graphic>
+            <wp14:sizeRelH relativeFrom="margin">
+              <wp14:pctWidth>0</wp14:pctWidth>
+            </wp14:sizeRelH>
+            <wp14:sizeRelV relativeFrom="margin">
+              <wp14:pctHeight>0</wp14:pctHeight>
+            </wp14:sizeRelV>
+          </wp:anchor>
+        </w:drawing>
       </w:r>
     </w:p>
     <w:p>
@@ -13,10 +78,52 @@
       </w:pPr>
       <w:r>
         <w:lastRenderedPageBreak/>
-        <w:t xml:space="preserve">Por medio de la realización de esta práctica en donde se pidió modificar el código previamente compartido “filterOne.py”. Se tenía que elegir un color en especial, en mi caso fue el color guinda, el cual iba a dar 15 tonos aproximadamente, donde apartir de ellos se debía modificar la estructura else if (elif en Python) para </w:t>
-      </w:r>
-      <w:r>
-        <w:t>asignarle a cada una de las 16 franjas asignarles un tono. Entonces si de la paleta original cae en primera tonalidad, se el asignan a lo rosa y si es de las ultimas tonalidades se le asignan</w:t>
+        <w:t xml:space="preserve">Por medio de la realización de esta práctica en donde se pidió modificar el código previamente compartido “filterOne.py”. Se tenía que elegir un color en especial, en mi caso fue el color guinda, el cual iba a dar 15 tonos aproximadamente, donde </w:t>
+      </w:r>
+      <w:r>
+        <w:t>a partir</w:t>
+      </w:r>
+      <w:r>
+        <w:t xml:space="preserve"> de ellos se debía modificar la estructura </w:t>
+      </w:r>
+      <w:proofErr w:type="spellStart"/>
+      <w:r>
+        <w:t>else</w:t>
+      </w:r>
+      <w:proofErr w:type="spellEnd"/>
+      <w:r>
+        <w:t xml:space="preserve"> </w:t>
+      </w:r>
+      <w:proofErr w:type="spellStart"/>
+      <w:r>
+        <w:t>if</w:t>
+      </w:r>
+      <w:proofErr w:type="spellEnd"/>
+      <w:r>
+        <w:t xml:space="preserve"> (</w:t>
+      </w:r>
+      <w:proofErr w:type="spellStart"/>
+      <w:r>
+        <w:t>elif</w:t>
+      </w:r>
+      <w:proofErr w:type="spellEnd"/>
+      <w:r>
+        <w:t xml:space="preserve"> en Python) para </w:t>
+      </w:r>
+      <w:r>
+        <w:t xml:space="preserve">asignarle a cada una de las 16 franjas asignarles un tono. Entonces </w:t>
+      </w:r>
+      <w:r>
+        <w:t>sí</w:t>
+      </w:r>
+      <w:r>
+        <w:t xml:space="preserve"> de la paleta original cae en primera tonalidad, se </w:t>
+      </w:r>
+      <w:r>
+        <w:t>le</w:t>
+      </w:r>
+      <w:r>
+        <w:t xml:space="preserve"> asignan a lo rosa y si es de las ultimas tonalidades se le asignan</w:t>
       </w:r>
       <w:r>
         <w:t>.</w:t>
@@ -32,7 +139,23 @@
         <w:jc w:val="both"/>
       </w:pPr>
       <w:r>
-        <w:t>Se toma como base “FilterOne.py”, desarrollando todo en colab gooogle.</w:t>
+        <w:t xml:space="preserve">Se toma como base “FilterOne.py”, desarrollando todo en </w:t>
+      </w:r>
+      <w:proofErr w:type="spellStart"/>
+      <w:r>
+        <w:t>colab</w:t>
+      </w:r>
+      <w:proofErr w:type="spellEnd"/>
+      <w:r>
+        <w:t xml:space="preserve"> </w:t>
+      </w:r>
+      <w:proofErr w:type="spellStart"/>
+      <w:r>
+        <w:t>gooogle</w:t>
+      </w:r>
+      <w:proofErr w:type="spellEnd"/>
+      <w:r>
+        <w:t>.</w:t>
       </w:r>
     </w:p>
     <w:p>
@@ -52,61 +175,147 @@
       <w:pPr>
         <w:jc w:val="both"/>
       </w:pPr>
-      <w:r>
-        <w:t>import os</w:t>
-      </w:r>
-    </w:p>
-    <w:p>
-      <w:pPr>
-        <w:jc w:val="both"/>
-      </w:pPr>
-      <w:r>
-        <w:t>from google.colab import files</w:t>
-      </w:r>
-    </w:p>
-    <w:p>
-      <w:pPr>
-        <w:jc w:val="both"/>
-      </w:pPr>
-    </w:p>
-    <w:p>
-      <w:pPr>
-        <w:jc w:val="both"/>
-      </w:pPr>
-      <w:r>
-        <w:t># 1. Cargar la imagen del volcán (debe ser .bmp)</w:t>
-      </w:r>
-    </w:p>
-    <w:p>
-      <w:pPr>
-        <w:jc w:val="both"/>
-      </w:pPr>
-      <w:r>
-        <w:t>print("Por favor, sube la imagen del volcán (formato .bmp):")</w:t>
-      </w:r>
-    </w:p>
-    <w:p>
-      <w:pPr>
-        <w:jc w:val="both"/>
-      </w:pPr>
-      <w:r>
-        <w:t>uploaded = files.upload()</w:t>
-      </w:r>
-    </w:p>
-    <w:p>
-      <w:pPr>
-        <w:jc w:val="both"/>
-      </w:pPr>
-      <w:r>
-        <w:t>file_name = list(uploaded.keys())[0]</w:t>
-      </w:r>
-    </w:p>
-    <w:p>
-      <w:pPr>
-        <w:jc w:val="both"/>
-      </w:pPr>
-      <w:r>
-        <w:t>output_name = "volcan_guinda_16.bmp"</w:t>
+      <w:proofErr w:type="spellStart"/>
+      <w:r>
+        <w:t>import</w:t>
+      </w:r>
+      <w:proofErr w:type="spellEnd"/>
+      <w:r>
+        <w:t xml:space="preserve"> os</w:t>
+      </w:r>
+    </w:p>
+    <w:p>
+      <w:pPr>
+        <w:jc w:val="both"/>
+      </w:pPr>
+      <w:proofErr w:type="spellStart"/>
+      <w:r>
+        <w:t>from</w:t>
+      </w:r>
+      <w:proofErr w:type="spellEnd"/>
+      <w:r>
+        <w:t xml:space="preserve"> </w:t>
+      </w:r>
+      <w:proofErr w:type="spellStart"/>
+      <w:r>
+        <w:t>google.colab</w:t>
+      </w:r>
+      <w:proofErr w:type="spellEnd"/>
+      <w:r>
+        <w:t xml:space="preserve"> </w:t>
+      </w:r>
+      <w:proofErr w:type="spellStart"/>
+      <w:r>
+        <w:t>import</w:t>
+      </w:r>
+      <w:proofErr w:type="spellEnd"/>
+      <w:r>
+        <w:t xml:space="preserve"> files</w:t>
+      </w:r>
+    </w:p>
+    <w:p>
+      <w:pPr>
+        <w:jc w:val="both"/>
+      </w:pPr>
+    </w:p>
+    <w:p>
+      <w:pPr>
+        <w:jc w:val="both"/>
+      </w:pPr>
+      <w:r>
+        <w:t># 1. Cargar la imagen del volcán (debe ser .</w:t>
+      </w:r>
+      <w:proofErr w:type="spellStart"/>
+      <w:r>
+        <w:t>bmp</w:t>
+      </w:r>
+      <w:proofErr w:type="spellEnd"/>
+      <w:r>
+        <w:t>)</w:t>
+      </w:r>
+    </w:p>
+    <w:p>
+      <w:pPr>
+        <w:jc w:val="both"/>
+      </w:pPr>
+      <w:proofErr w:type="spellStart"/>
+      <w:r>
+        <w:t>print</w:t>
+      </w:r>
+      <w:proofErr w:type="spellEnd"/>
+      <w:r>
+        <w:t>("Por favor, sube la imagen del volcán (formato .</w:t>
+      </w:r>
+      <w:proofErr w:type="spellStart"/>
+      <w:r>
+        <w:t>bmp</w:t>
+      </w:r>
+      <w:proofErr w:type="spellEnd"/>
+      <w:r>
+        <w:t>):")</w:t>
+      </w:r>
+    </w:p>
+    <w:p>
+      <w:pPr>
+        <w:jc w:val="both"/>
+      </w:pPr>
+      <w:proofErr w:type="spellStart"/>
+      <w:r>
+        <w:t>uploaded</w:t>
+      </w:r>
+      <w:proofErr w:type="spellEnd"/>
+      <w:r>
+        <w:t xml:space="preserve"> = </w:t>
+      </w:r>
+      <w:proofErr w:type="spellStart"/>
+      <w:r>
+        <w:t>files.upload</w:t>
+      </w:r>
+      <w:proofErr w:type="spellEnd"/>
+      <w:r>
+        <w:t>()</w:t>
+      </w:r>
+    </w:p>
+    <w:p>
+      <w:pPr>
+        <w:jc w:val="both"/>
+      </w:pPr>
+      <w:proofErr w:type="spellStart"/>
+      <w:r>
+        <w:t>file_name</w:t>
+      </w:r>
+      <w:proofErr w:type="spellEnd"/>
+      <w:r>
+        <w:t xml:space="preserve"> = </w:t>
+      </w:r>
+      <w:proofErr w:type="spellStart"/>
+      <w:r>
+        <w:t>list</w:t>
+      </w:r>
+      <w:proofErr w:type="spellEnd"/>
+      <w:r>
+        <w:t>(</w:t>
+      </w:r>
+      <w:proofErr w:type="spellStart"/>
+      <w:r>
+        <w:t>uploaded.keys</w:t>
+      </w:r>
+      <w:proofErr w:type="spellEnd"/>
+      <w:r>
+        <w:t>())[0]</w:t>
+      </w:r>
+    </w:p>
+    <w:p>
+      <w:pPr>
+        <w:jc w:val="both"/>
+      </w:pPr>
+      <w:proofErr w:type="spellStart"/>
+      <w:r>
+        <w:t>output_name</w:t>
+      </w:r>
+      <w:proofErr w:type="spellEnd"/>
+      <w:r>
+        <w:t xml:space="preserve"> = "volcan_guinda_16.bmp"</w:t>
       </w:r>
     </w:p>
     <w:p>
@@ -127,7 +336,15 @@
         <w:jc w:val="both"/>
       </w:pPr>
       <w:r>
-        <w:t># Formato BGR (Blue, Green, Red) porque BMP guarda los bytes en ese orden (little-endian)</w:t>
+        <w:t># Formato BGR (Blue, Green, Red) porque BMP guarda los bytes en ese orden (</w:t>
+      </w:r>
+      <w:proofErr w:type="spellStart"/>
+      <w:r>
+        <w:t>little-endian</w:t>
+      </w:r>
+      <w:proofErr w:type="spellEnd"/>
+      <w:r>
+        <w:t>)</w:t>
       </w:r>
     </w:p>
     <w:p>
@@ -142,8 +359,13 @@
       <w:pPr>
         <w:jc w:val="both"/>
       </w:pPr>
-      <w:r>
-        <w:t>paleta_guinda = [</w:t>
+      <w:proofErr w:type="spellStart"/>
+      <w:r>
+        <w:t>paleta_guinda</w:t>
+      </w:r>
+      <w:proofErr w:type="spellEnd"/>
+      <w:r>
+        <w:t xml:space="preserve"> = [</w:t>
       </w:r>
     </w:p>
     <w:p>
@@ -300,8 +522,53 @@
       <w:pPr>
         <w:jc w:val="both"/>
       </w:pPr>
-      <w:r>
-        <w:t>with open(file_name, 'rb') as file, open(output_name, 'wb') as fileo:</w:t>
+      <w:proofErr w:type="spellStart"/>
+      <w:r>
+        <w:t>with</w:t>
+      </w:r>
+      <w:proofErr w:type="spellEnd"/>
+      <w:r>
+        <w:t xml:space="preserve"> open(</w:t>
+      </w:r>
+      <w:proofErr w:type="spellStart"/>
+      <w:r>
+        <w:t>file_name</w:t>
+      </w:r>
+      <w:proofErr w:type="spellEnd"/>
+      <w:r>
+        <w:t>, '</w:t>
+      </w:r>
+      <w:proofErr w:type="spellStart"/>
+      <w:r>
+        <w:t>rb</w:t>
+      </w:r>
+      <w:proofErr w:type="spellEnd"/>
+      <w:r>
+        <w:t>') as file, open(</w:t>
+      </w:r>
+      <w:proofErr w:type="spellStart"/>
+      <w:r>
+        <w:t>output_name</w:t>
+      </w:r>
+      <w:proofErr w:type="spellEnd"/>
+      <w:r>
+        <w:t>, '</w:t>
+      </w:r>
+      <w:proofErr w:type="spellStart"/>
+      <w:r>
+        <w:t>wb</w:t>
+      </w:r>
+      <w:proofErr w:type="spellEnd"/>
+      <w:r>
+        <w:t xml:space="preserve">') as </w:t>
+      </w:r>
+      <w:proofErr w:type="spellStart"/>
+      <w:r>
+        <w:t>fileo</w:t>
+      </w:r>
+      <w:proofErr w:type="spellEnd"/>
+      <w:r>
+        <w:t>:</w:t>
       </w:r>
     </w:p>
     <w:p>
@@ -317,24 +584,56 @@
         <w:jc w:val="both"/>
       </w:pPr>
       <w:r>
-        <w:t>    metadata = file.read(54)</w:t>
-      </w:r>
-    </w:p>
-    <w:p>
-      <w:pPr>
-        <w:jc w:val="both"/>
-      </w:pPr>
-      <w:r>
-        <w:t>    fileo.write(metadata)</w:t>
-      </w:r>
-    </w:p>
-    <w:p>
-      <w:pPr>
-        <w:jc w:val="both"/>
-      </w:pPr>
-      <w:r>
         <w:t xml:space="preserve">    </w:t>
       </w:r>
+      <w:proofErr w:type="spellStart"/>
+      <w:r>
+        <w:t>metadata</w:t>
+      </w:r>
+      <w:proofErr w:type="spellEnd"/>
+      <w:r>
+        <w:t xml:space="preserve"> = </w:t>
+      </w:r>
+      <w:proofErr w:type="spellStart"/>
+      <w:r>
+        <w:t>file.read</w:t>
+      </w:r>
+      <w:proofErr w:type="spellEnd"/>
+      <w:r>
+        <w:t>(54)</w:t>
+      </w:r>
+    </w:p>
+    <w:p>
+      <w:pPr>
+        <w:jc w:val="both"/>
+      </w:pPr>
+      <w:r>
+        <w:t xml:space="preserve">    </w:t>
+      </w:r>
+      <w:proofErr w:type="spellStart"/>
+      <w:r>
+        <w:t>fileo.write</w:t>
+      </w:r>
+      <w:proofErr w:type="spellEnd"/>
+      <w:r>
+        <w:t>(</w:t>
+      </w:r>
+      <w:proofErr w:type="spellStart"/>
+      <w:r>
+        <w:t>metadata</w:t>
+      </w:r>
+      <w:proofErr w:type="spellEnd"/>
+      <w:r>
+        <w:t>)</w:t>
+      </w:r>
+    </w:p>
+    <w:p>
+      <w:pPr>
+        <w:jc w:val="both"/>
+      </w:pPr>
+      <w:r>
+        <w:t xml:space="preserve">    </w:t>
+      </w:r>
     </w:p>
     <w:p>
       <w:pPr>
@@ -373,15 +672,31 @@
         <w:jc w:val="both"/>
       </w:pPr>
       <w:r>
-        <w:t>    no_pix = 0</w:t>
-      </w:r>
-    </w:p>
-    <w:p>
-      <w:pPr>
-        <w:jc w:val="both"/>
-      </w:pPr>
-      <w:r>
-        <w:t>    while True:</w:t>
+        <w:t xml:space="preserve">    </w:t>
+      </w:r>
+      <w:proofErr w:type="spellStart"/>
+      <w:r>
+        <w:t>no_pix</w:t>
+      </w:r>
+      <w:proofErr w:type="spellEnd"/>
+      <w:r>
+        <w:t xml:space="preserve"> = 0</w:t>
+      </w:r>
+    </w:p>
+    <w:p>
+      <w:pPr>
+        <w:jc w:val="both"/>
+      </w:pPr>
+      <w:r>
+        <w:t xml:space="preserve">    </w:t>
+      </w:r>
+      <w:proofErr w:type="spellStart"/>
+      <w:r>
+        <w:t>while</w:t>
+      </w:r>
+      <w:proofErr w:type="spellEnd"/>
+      <w:r>
+        <w:t xml:space="preserve"> True:</w:t>
       </w:r>
     </w:p>
     <w:p>
@@ -390,15 +705,55 @@
       </w:pPr>
       <w:r>
         <w:lastRenderedPageBreak/>
-        <w:t>        pixel_data = file.read(3)</w:t>
-      </w:r>
-    </w:p>
-    <w:p>
-      <w:pPr>
-        <w:jc w:val="both"/>
-      </w:pPr>
-      <w:r>
-        <w:t>        if len(pixel_data) &lt; 3:</w:t>
+        <w:t xml:space="preserve">        </w:t>
+      </w:r>
+      <w:proofErr w:type="spellStart"/>
+      <w:r>
+        <w:t>pixel_data</w:t>
+      </w:r>
+      <w:proofErr w:type="spellEnd"/>
+      <w:r>
+        <w:t xml:space="preserve"> = </w:t>
+      </w:r>
+      <w:proofErr w:type="spellStart"/>
+      <w:r>
+        <w:t>file.read</w:t>
+      </w:r>
+      <w:proofErr w:type="spellEnd"/>
+      <w:r>
+        <w:t>(3)</w:t>
+      </w:r>
+    </w:p>
+    <w:p>
+      <w:pPr>
+        <w:jc w:val="both"/>
+      </w:pPr>
+      <w:r>
+        <w:t xml:space="preserve">        </w:t>
+      </w:r>
+      <w:proofErr w:type="spellStart"/>
+      <w:r>
+        <w:t>if</w:t>
+      </w:r>
+      <w:proofErr w:type="spellEnd"/>
+      <w:r>
+        <w:t xml:space="preserve"> </w:t>
+      </w:r>
+      <w:proofErr w:type="spellStart"/>
+      <w:r>
+        <w:t>len</w:t>
+      </w:r>
+      <w:proofErr w:type="spellEnd"/>
+      <w:r>
+        <w:t>(</w:t>
+      </w:r>
+      <w:proofErr w:type="spellStart"/>
+      <w:r>
+        <w:t>pixel_data</w:t>
+      </w:r>
+      <w:proofErr w:type="spellEnd"/>
+      <w:r>
+        <w:t>) &lt; 3:</w:t>
       </w:r>
     </w:p>
     <w:p>
@@ -422,15 +777,15 @@
         <w:jc w:val="both"/>
       </w:pPr>
       <w:r>
-        <w:t>        # Convertir bytes a entero (Little Endian: BGR)</w:t>
-      </w:r>
-    </w:p>
-    <w:p>
-      <w:pPr>
-        <w:jc w:val="both"/>
-      </w:pPr>
-      <w:r>
-        <w:t>        valor_int = int.from_bytes(pixel_data, byteorder='little')</w:t>
+        <w:t xml:space="preserve">        # Convertir bytes a entero (Little </w:t>
+      </w:r>
+      <w:proofErr w:type="spellStart"/>
+      <w:r>
+        <w:t>Endian</w:t>
+      </w:r>
+      <w:proofErr w:type="spellEnd"/>
+      <w:r>
+        <w:t>: BGR)</w:t>
       </w:r>
     </w:p>
     <w:p>
@@ -440,6 +795,54 @@
       <w:r>
         <w:t xml:space="preserve">        </w:t>
       </w:r>
+      <w:proofErr w:type="spellStart"/>
+      <w:r>
+        <w:t>valor_int</w:t>
+      </w:r>
+      <w:proofErr w:type="spellEnd"/>
+      <w:r>
+        <w:t xml:space="preserve"> = </w:t>
+      </w:r>
+      <w:proofErr w:type="spellStart"/>
+      <w:r>
+        <w:t>int.from_bytes</w:t>
+      </w:r>
+      <w:proofErr w:type="spellEnd"/>
+      <w:r>
+        <w:t>(</w:t>
+      </w:r>
+      <w:proofErr w:type="spellStart"/>
+      <w:r>
+        <w:t>pixel_data</w:t>
+      </w:r>
+      <w:proofErr w:type="spellEnd"/>
+      <w:r>
+        <w:t xml:space="preserve">, </w:t>
+      </w:r>
+      <w:proofErr w:type="spellStart"/>
+      <w:r>
+        <w:t>byteorder</w:t>
+      </w:r>
+      <w:proofErr w:type="spellEnd"/>
+      <w:r>
+        <w:t>='</w:t>
+      </w:r>
+      <w:proofErr w:type="spellStart"/>
+      <w:r>
+        <w:t>little</w:t>
+      </w:r>
+      <w:proofErr w:type="spellEnd"/>
+      <w:r>
+        <w:t>')</w:t>
+      </w:r>
+    </w:p>
+    <w:p>
+      <w:pPr>
+        <w:jc w:val="both"/>
+      </w:pPr>
+      <w:r>
+        <w:t xml:space="preserve">        </w:t>
+      </w:r>
     </w:p>
     <w:p>
       <w:pPr>
@@ -454,16 +857,32 @@
         <w:jc w:val="both"/>
       </w:pPr>
       <w:r>
-        <w:t>        indice = valor_int // ANCHO_FRANJA</w:t>
-      </w:r>
-    </w:p>
-    <w:p>
-      <w:pPr>
-        <w:jc w:val="both"/>
-      </w:pPr>
-      <w:r>
         <w:t xml:space="preserve">        </w:t>
       </w:r>
+      <w:proofErr w:type="spellStart"/>
+      <w:r>
+        <w:t>indice</w:t>
+      </w:r>
+      <w:proofErr w:type="spellEnd"/>
+      <w:r>
+        <w:t xml:space="preserve"> = </w:t>
+      </w:r>
+      <w:proofErr w:type="spellStart"/>
+      <w:r>
+        <w:t>valor_int</w:t>
+      </w:r>
+      <w:proofErr w:type="spellEnd"/>
+      <w:r>
+        <w:t xml:space="preserve"> // ANCHO_FRANJA</w:t>
+      </w:r>
+    </w:p>
+    <w:p>
+      <w:pPr>
+        <w:jc w:val="both"/>
+      </w:pPr>
+      <w:r>
+        <w:t xml:space="preserve">        </w:t>
+      </w:r>
     </w:p>
     <w:p>
       <w:pPr>
@@ -478,16 +897,40 @@
         <w:jc w:val="both"/>
       </w:pPr>
       <w:r>
-        <w:t>        if indice &gt; 15: indice = 15</w:t>
-      </w:r>
-    </w:p>
-    <w:p>
-      <w:pPr>
-        <w:jc w:val="both"/>
-      </w:pPr>
-      <w:r>
         <w:t xml:space="preserve">        </w:t>
       </w:r>
+      <w:proofErr w:type="spellStart"/>
+      <w:r>
+        <w:t>if</w:t>
+      </w:r>
+      <w:proofErr w:type="spellEnd"/>
+      <w:r>
+        <w:t xml:space="preserve"> </w:t>
+      </w:r>
+      <w:proofErr w:type="spellStart"/>
+      <w:r>
+        <w:t>indice</w:t>
+      </w:r>
+      <w:proofErr w:type="spellEnd"/>
+      <w:r>
+        <w:t xml:space="preserve"> &gt; 15: </w:t>
+      </w:r>
+      <w:proofErr w:type="spellStart"/>
+      <w:r>
+        <w:t>indice</w:t>
+      </w:r>
+      <w:proofErr w:type="spellEnd"/>
+      <w:r>
+        <w:t xml:space="preserve"> = 15</w:t>
+      </w:r>
+    </w:p>
+    <w:p>
+      <w:pPr>
+        <w:jc w:val="both"/>
+      </w:pPr>
+      <w:r>
+        <w:t xml:space="preserve">        </w:t>
+      </w:r>
     </w:p>
     <w:p>
       <w:pPr>
@@ -502,44 +945,131 @@
         <w:jc w:val="both"/>
       </w:pPr>
       <w:r>
-        <w:t>        fileo.write(bytes(paleta_guinda[indice]))</w:t>
-      </w:r>
-    </w:p>
-    <w:p>
-      <w:pPr>
-        <w:jc w:val="both"/>
-      </w:pPr>
-      <w:r>
-        <w:t>        no_pix += 1</w:t>
-      </w:r>
-    </w:p>
-    <w:p>
-      <w:pPr>
-        <w:jc w:val="both"/>
-      </w:pPr>
-    </w:p>
-    <w:p>
-      <w:pPr>
-        <w:jc w:val="both"/>
-      </w:pPr>
-      <w:r>
-        <w:t>print(f'\nProceso terminado.')</w:t>
-      </w:r>
-    </w:p>
-    <w:p>
-      <w:pPr>
-        <w:jc w:val="both"/>
-      </w:pPr>
-      <w:r>
-        <w:t>print(f'Píxeles procesados: {no_pix}')</w:t>
-      </w:r>
-    </w:p>
-    <w:p>
-      <w:pPr>
-        <w:jc w:val="both"/>
-      </w:pPr>
-      <w:r>
-        <w:t>print(f'Imagen guardada como: {output_name}')</w:t>
+        <w:t xml:space="preserve">        </w:t>
+      </w:r>
+      <w:proofErr w:type="spellStart"/>
+      <w:r>
+        <w:t>fileo.write</w:t>
+      </w:r>
+      <w:proofErr w:type="spellEnd"/>
+      <w:r>
+        <w:t>(bytes(</w:t>
+      </w:r>
+      <w:proofErr w:type="spellStart"/>
+      <w:r>
+        <w:t>paleta_guinda</w:t>
+      </w:r>
+      <w:proofErr w:type="spellEnd"/>
+      <w:r>
+        <w:t>[</w:t>
+      </w:r>
+      <w:proofErr w:type="spellStart"/>
+      <w:r>
+        <w:t>indice</w:t>
+      </w:r>
+      <w:proofErr w:type="spellEnd"/>
+      <w:r>
+        <w:t>]))</w:t>
+      </w:r>
+    </w:p>
+    <w:p>
+      <w:pPr>
+        <w:jc w:val="both"/>
+      </w:pPr>
+      <w:r>
+        <w:t xml:space="preserve">        </w:t>
+      </w:r>
+      <w:proofErr w:type="spellStart"/>
+      <w:r>
+        <w:t>no_pix</w:t>
+      </w:r>
+      <w:proofErr w:type="spellEnd"/>
+      <w:r>
+        <w:t xml:space="preserve"> += 1</w:t>
+      </w:r>
+    </w:p>
+    <w:p>
+      <w:pPr>
+        <w:jc w:val="both"/>
+      </w:pPr>
+    </w:p>
+    <w:p>
+      <w:pPr>
+        <w:jc w:val="both"/>
+      </w:pPr>
+      <w:proofErr w:type="spellStart"/>
+      <w:r>
+        <w:t>print</w:t>
+      </w:r>
+      <w:proofErr w:type="spellEnd"/>
+      <w:r>
+        <w:t>(f'\</w:t>
+      </w:r>
+      <w:proofErr w:type="spellStart"/>
+      <w:r>
+        <w:t>nProceso</w:t>
+      </w:r>
+      <w:proofErr w:type="spellEnd"/>
+      <w:r>
+        <w:t xml:space="preserve"> terminado.')</w:t>
+      </w:r>
+    </w:p>
+    <w:p>
+      <w:pPr>
+        <w:jc w:val="both"/>
+      </w:pPr>
+      <w:proofErr w:type="spellStart"/>
+      <w:r>
+        <w:t>print</w:t>
+      </w:r>
+      <w:proofErr w:type="spellEnd"/>
+      <w:r>
+        <w:t>(</w:t>
+      </w:r>
+      <w:proofErr w:type="spellStart"/>
+      <w:r>
+        <w:t>f'Píxeles</w:t>
+      </w:r>
+      <w:proofErr w:type="spellEnd"/>
+      <w:r>
+        <w:t xml:space="preserve"> procesados: {</w:t>
+      </w:r>
+      <w:proofErr w:type="spellStart"/>
+      <w:r>
+        <w:t>no_pix</w:t>
+      </w:r>
+      <w:proofErr w:type="spellEnd"/>
+      <w:r>
+        <w:t>}')</w:t>
+      </w:r>
+    </w:p>
+    <w:p>
+      <w:pPr>
+        <w:jc w:val="both"/>
+      </w:pPr>
+      <w:proofErr w:type="spellStart"/>
+      <w:r>
+        <w:t>print</w:t>
+      </w:r>
+      <w:proofErr w:type="spellEnd"/>
+      <w:r>
+        <w:t>(</w:t>
+      </w:r>
+      <w:proofErr w:type="spellStart"/>
+      <w:r>
+        <w:t>f'Imagen</w:t>
+      </w:r>
+      <w:proofErr w:type="spellEnd"/>
+      <w:r>
+        <w:t xml:space="preserve"> guardada como: {</w:t>
+      </w:r>
+      <w:proofErr w:type="spellStart"/>
+      <w:r>
+        <w:t>output_name</w:t>
+      </w:r>
+      <w:proofErr w:type="spellEnd"/>
+      <w:r>
+        <w:t>}')</w:t>
       </w:r>
     </w:p>
     <w:p>
@@ -559,25 +1089,74 @@
       <w:pPr>
         <w:jc w:val="both"/>
       </w:pPr>
-      <w:r>
-        <w:t>files.download(output_name)</w:t>
-      </w:r>
-    </w:p>
-    <w:p>
-      <w:pPr>
-        <w:jc w:val="both"/>
-      </w:pPr>
-      <w:r>
-        <w:t>import matplotlib.pyplot as plt</w:t>
-      </w:r>
-    </w:p>
-    <w:p>
-      <w:pPr>
-        <w:jc w:val="both"/>
-      </w:pPr>
-      <w:r>
-        <w:t>import matplotlib.image as mpimg</w:t>
-      </w:r>
+      <w:proofErr w:type="spellStart"/>
+      <w:r>
+        <w:t>files.download</w:t>
+      </w:r>
+      <w:proofErr w:type="spellEnd"/>
+      <w:r>
+        <w:t>(</w:t>
+      </w:r>
+      <w:proofErr w:type="spellStart"/>
+      <w:r>
+        <w:t>output_name</w:t>
+      </w:r>
+      <w:proofErr w:type="spellEnd"/>
+      <w:r>
+        <w:t>)</w:t>
+      </w:r>
+    </w:p>
+    <w:p>
+      <w:pPr>
+        <w:jc w:val="both"/>
+      </w:pPr>
+      <w:proofErr w:type="spellStart"/>
+      <w:r>
+        <w:t>import</w:t>
+      </w:r>
+      <w:proofErr w:type="spellEnd"/>
+      <w:r>
+        <w:t xml:space="preserve"> </w:t>
+      </w:r>
+      <w:proofErr w:type="spellStart"/>
+      <w:r>
+        <w:t>matplotlib.pyplot</w:t>
+      </w:r>
+      <w:proofErr w:type="spellEnd"/>
+      <w:r>
+        <w:t xml:space="preserve"> as </w:t>
+      </w:r>
+      <w:proofErr w:type="spellStart"/>
+      <w:r>
+        <w:t>plt</w:t>
+      </w:r>
+      <w:proofErr w:type="spellEnd"/>
+    </w:p>
+    <w:p>
+      <w:pPr>
+        <w:jc w:val="both"/>
+      </w:pPr>
+      <w:proofErr w:type="spellStart"/>
+      <w:r>
+        <w:t>import</w:t>
+      </w:r>
+      <w:proofErr w:type="spellEnd"/>
+      <w:r>
+        <w:t xml:space="preserve"> </w:t>
+      </w:r>
+      <w:proofErr w:type="spellStart"/>
+      <w:r>
+        <w:t>matplotlib.image</w:t>
+      </w:r>
+      <w:proofErr w:type="spellEnd"/>
+      <w:r>
+        <w:t xml:space="preserve"> as </w:t>
+      </w:r>
+      <w:proofErr w:type="spellStart"/>
+      <w:r>
+        <w:t>mpimg</w:t>
+      </w:r>
+      <w:proofErr w:type="spellEnd"/>
     </w:p>
     <w:p>
       <w:pPr>
@@ -597,8 +1176,13 @@
       <w:pPr>
         <w:jc w:val="both"/>
       </w:pPr>
-      <w:r>
-        <w:t>nombre_real = 'volcan_guinda_16.bmp'</w:t>
+      <w:proofErr w:type="spellStart"/>
+      <w:r>
+        <w:t>nombre_real</w:t>
+      </w:r>
+      <w:proofErr w:type="spellEnd"/>
+      <w:r>
+        <w:t xml:space="preserve"> = 'volcan_guinda_16.bmp'</w:t>
       </w:r>
     </w:p>
     <w:p>
@@ -619,79 +1203,225 @@
         <w:jc w:val="both"/>
       </w:pPr>
       <w:r>
-        <w:t>    img = mpimg.imread(nombre_real)</w:t>
-      </w:r>
-    </w:p>
-    <w:p>
-      <w:pPr>
-        <w:jc w:val="both"/>
-      </w:pPr>
-      <w:r>
-        <w:t xml:space="preserve">    plt.figure(figsize=(12, 10)) </w:t>
-      </w:r>
-    </w:p>
-    <w:p>
-      <w:pPr>
-        <w:jc w:val="both"/>
-      </w:pPr>
-      <w:r>
-        <w:t>    plt.imshow(img)</w:t>
-      </w:r>
-    </w:p>
-    <w:p>
-      <w:pPr>
-        <w:jc w:val="both"/>
-      </w:pPr>
-      <w:r>
-        <w:t xml:space="preserve">    plt.axis('off') </w:t>
-      </w:r>
-    </w:p>
-    <w:p>
-      <w:pPr>
-        <w:jc w:val="both"/>
-      </w:pPr>
-      <w:r>
-        <w:t>    plt.title("Filtro Guinda: 16 Tonos Aplicados")</w:t>
-      </w:r>
-    </w:p>
-    <w:p>
-      <w:pPr>
-        <w:jc w:val="both"/>
-      </w:pPr>
-      <w:r>
-        <w:t>    plt.show()</w:t>
-      </w:r>
-    </w:p>
-    <w:p>
-      <w:pPr>
-        <w:jc w:val="both"/>
-      </w:pPr>
-      <w:r>
-        <w:t>except FileNotFoundError:</w:t>
-      </w:r>
-    </w:p>
-    <w:p>
-      <w:pPr>
-        <w:jc w:val="both"/>
-      </w:pPr>
-      <w:r>
-        <w:t>    print(f"Error: No se encontró el archivo '{nombre_real}'. Asegúrate de que aparezca en la carpeta de la izquierda.")</w:t>
-      </w:r>
-    </w:p>
-    <w:p>
-      <w:pPr>
-        <w:jc w:val="both"/>
-      </w:pPr>
-      <w:r>
-        <w:t>except Exception as e:</w:t>
-      </w:r>
-    </w:p>
-    <w:p>
-      <w:pPr>
-        <w:jc w:val="both"/>
-      </w:pPr>
-      <w:r>
-        <w:t>    print(f"Ocurrió un error inesperado: {e}")</w:t>
+        <w:t xml:space="preserve">    </w:t>
+      </w:r>
+      <w:proofErr w:type="spellStart"/>
+      <w:r>
+        <w:t>img</w:t>
+      </w:r>
+      <w:proofErr w:type="spellEnd"/>
+      <w:r>
+        <w:t xml:space="preserve"> = </w:t>
+      </w:r>
+      <w:proofErr w:type="spellStart"/>
+      <w:r>
+        <w:t>mpimg.imread</w:t>
+      </w:r>
+      <w:proofErr w:type="spellEnd"/>
+      <w:r>
+        <w:t>(</w:t>
+      </w:r>
+      <w:proofErr w:type="spellStart"/>
+      <w:r>
+        <w:t>nombre_real</w:t>
+      </w:r>
+      <w:proofErr w:type="spellEnd"/>
+      <w:r>
+        <w:t>)</w:t>
+      </w:r>
+    </w:p>
+    <w:p>
+      <w:pPr>
+        <w:jc w:val="both"/>
+      </w:pPr>
+      <w:r>
+        <w:t xml:space="preserve">    </w:t>
+      </w:r>
+      <w:proofErr w:type="spellStart"/>
+      <w:r>
+        <w:t>plt.figure</w:t>
+      </w:r>
+      <w:proofErr w:type="spellEnd"/>
+      <w:r>
+        <w:t>(</w:t>
+      </w:r>
+      <w:proofErr w:type="spellStart"/>
+      <w:r>
+        <w:t>figsize</w:t>
+      </w:r>
+      <w:proofErr w:type="spellEnd"/>
+      <w:r>
+        <w:t xml:space="preserve">=(12, 10)) </w:t>
+      </w:r>
+    </w:p>
+    <w:p>
+      <w:pPr>
+        <w:jc w:val="both"/>
+      </w:pPr>
+      <w:r>
+        <w:t xml:space="preserve">    </w:t>
+      </w:r>
+      <w:proofErr w:type="spellStart"/>
+      <w:r>
+        <w:t>plt.imshow</w:t>
+      </w:r>
+      <w:proofErr w:type="spellEnd"/>
+      <w:r>
+        <w:t>(</w:t>
+      </w:r>
+      <w:proofErr w:type="spellStart"/>
+      <w:r>
+        <w:t>img</w:t>
+      </w:r>
+      <w:proofErr w:type="spellEnd"/>
+      <w:r>
+        <w:t>)</w:t>
+      </w:r>
+    </w:p>
+    <w:p>
+      <w:pPr>
+        <w:jc w:val="both"/>
+      </w:pPr>
+      <w:r>
+        <w:t xml:space="preserve">    </w:t>
+      </w:r>
+      <w:proofErr w:type="spellStart"/>
+      <w:r>
+        <w:t>plt.axis</w:t>
+      </w:r>
+      <w:proofErr w:type="spellEnd"/>
+      <w:r>
+        <w:t xml:space="preserve">('off') </w:t>
+      </w:r>
+    </w:p>
+    <w:p>
+      <w:pPr>
+        <w:jc w:val="both"/>
+      </w:pPr>
+      <w:r>
+        <w:t xml:space="preserve">    </w:t>
+      </w:r>
+      <w:proofErr w:type="spellStart"/>
+      <w:r>
+        <w:t>plt.title</w:t>
+      </w:r>
+      <w:proofErr w:type="spellEnd"/>
+      <w:r>
+        <w:t>("Filtro Guinda: 16 Tonos Aplicados")</w:t>
+      </w:r>
+    </w:p>
+    <w:p>
+      <w:pPr>
+        <w:jc w:val="both"/>
+      </w:pPr>
+      <w:r>
+        <w:t xml:space="preserve">    </w:t>
+      </w:r>
+      <w:proofErr w:type="spellStart"/>
+      <w:r>
+        <w:t>plt.show</w:t>
+      </w:r>
+      <w:proofErr w:type="spellEnd"/>
+      <w:r>
+        <w:t>()</w:t>
+      </w:r>
+    </w:p>
+    <w:p>
+      <w:pPr>
+        <w:jc w:val="both"/>
+      </w:pPr>
+      <w:proofErr w:type="spellStart"/>
+      <w:r>
+        <w:t>except</w:t>
+      </w:r>
+      <w:proofErr w:type="spellEnd"/>
+      <w:r>
+        <w:t xml:space="preserve"> </w:t>
+      </w:r>
+      <w:proofErr w:type="spellStart"/>
+      <w:r>
+        <w:t>FileNotFoundError</w:t>
+      </w:r>
+      <w:proofErr w:type="spellEnd"/>
+      <w:r>
+        <w:t>:</w:t>
+      </w:r>
+    </w:p>
+    <w:p>
+      <w:pPr>
+        <w:jc w:val="both"/>
+      </w:pPr>
+      <w:r>
+        <w:t xml:space="preserve">    </w:t>
+      </w:r>
+      <w:proofErr w:type="spellStart"/>
+      <w:r>
+        <w:t>print</w:t>
+      </w:r>
+      <w:proofErr w:type="spellEnd"/>
+      <w:r>
+        <w:t>(</w:t>
+      </w:r>
+      <w:proofErr w:type="spellStart"/>
+      <w:r>
+        <w:t>f"Error</w:t>
+      </w:r>
+      <w:proofErr w:type="spellEnd"/>
+      <w:r>
+        <w:t>: No se encontró el archivo '{</w:t>
+      </w:r>
+      <w:proofErr w:type="spellStart"/>
+      <w:r>
+        <w:t>nombre_real</w:t>
+      </w:r>
+      <w:proofErr w:type="spellEnd"/>
+      <w:r>
+        <w:t>}'. Asegúrate de que aparezca en la carpeta de la izquierda.")</w:t>
+      </w:r>
+    </w:p>
+    <w:p>
+      <w:pPr>
+        <w:jc w:val="both"/>
+      </w:pPr>
+      <w:proofErr w:type="spellStart"/>
+      <w:r>
+        <w:t>except</w:t>
+      </w:r>
+      <w:proofErr w:type="spellEnd"/>
+      <w:r>
+        <w:t xml:space="preserve"> </w:t>
+      </w:r>
+      <w:proofErr w:type="spellStart"/>
+      <w:r>
+        <w:t>Exception</w:t>
+      </w:r>
+      <w:proofErr w:type="spellEnd"/>
+      <w:r>
+        <w:t xml:space="preserve"> as e:</w:t>
+      </w:r>
+    </w:p>
+    <w:p>
+      <w:pPr>
+        <w:jc w:val="both"/>
+      </w:pPr>
+      <w:r>
+        <w:t xml:space="preserve">    </w:t>
+      </w:r>
+      <w:proofErr w:type="spellStart"/>
+      <w:r>
+        <w:t>print</w:t>
+      </w:r>
+      <w:proofErr w:type="spellEnd"/>
+      <w:r>
+        <w:t>(</w:t>
+      </w:r>
+      <w:proofErr w:type="spellStart"/>
+      <w:r>
+        <w:t>f"Ocurrió</w:t>
+      </w:r>
+      <w:proofErr w:type="spellEnd"/>
+      <w:r>
+        <w:t xml:space="preserve"> un error inesperado: {e}")</w:t>
       </w:r>
     </w:p>
     <w:p>
@@ -737,7 +1467,7 @@
                     <pic:cNvPicPr/>
                   </pic:nvPicPr>
                   <pic:blipFill>
-                    <a:blip r:embed="rId4" cstate="print">
+                    <a:blip r:embed="rId5" cstate="print">
                       <a:extLst>
                         <a:ext uri="{28A0092B-C50C-407E-A947-70E740481C1C}">
                           <a14:useLocalDpi xmlns:a14="http://schemas.microsoft.com/office/drawing/2010/main" val="0"/>
@@ -1377,6 +2107,7 @@
   <w:style w:type="character" w:default="1" w:styleId="Fuentedeprrafopredeter">
     <w:name w:val="Default Paragraph Font"/>
     <w:uiPriority w:val="1"/>
+    <w:semiHidden/>
     <w:unhideWhenUsed/>
   </w:style>
   <w:style w:type="table" w:default="1" w:styleId="Tablanormal">
